--- a/abc.docx
+++ b/abc.docx
@@ -35,74 +35,94 @@
       </w:r>
     </w:p>
     <w:p>
+      <w:proofErr w:type="spellStart"/>
       <w:r>
         <w:rPr>
           <w:rFonts w:ascii="Nirmala UI" w:hAnsi="Nirmala UI" w:cs="Nirmala UI"/>
         </w:rPr>
         <w:t>आश्चर्य</w:t>
       </w:r>
+      <w:proofErr w:type="spellEnd"/>
       <w:r>
         <w:t xml:space="preserve">    39</w:t>
       </w:r>
     </w:p>
     <w:p>
+      <w:proofErr w:type="spellStart"/>
       <w:r>
         <w:rPr>
           <w:rFonts w:ascii="Nirmala UI" w:hAnsi="Nirmala UI" w:cs="Nirmala UI"/>
         </w:rPr>
         <w:t>आनंदी</w:t>
       </w:r>
+      <w:proofErr w:type="spellEnd"/>
       <w:r>
         <w:t xml:space="preserve">      38</w:t>
       </w:r>
     </w:p>
     <w:p>
+      <w:proofErr w:type="spellStart"/>
       <w:r>
         <w:rPr>
           <w:rFonts w:ascii="Nirmala UI" w:hAnsi="Nirmala UI" w:cs="Nirmala UI"/>
         </w:rPr>
         <w:t>दुःखी</w:t>
       </w:r>
+      <w:proofErr w:type="spellEnd"/>
       <w:r>
         <w:t xml:space="preserve">      38</w:t>
       </w:r>
     </w:p>
     <w:p>
+      <w:proofErr w:type="spellStart"/>
       <w:r>
         <w:rPr>
           <w:rFonts w:ascii="Nirmala UI" w:hAnsi="Nirmala UI" w:cs="Nirmala UI"/>
         </w:rPr>
         <w:t>भीती</w:t>
       </w:r>
+      <w:proofErr w:type="spellEnd"/>
       <w:r>
         <w:t xml:space="preserve">       38</w:t>
       </w:r>
     </w:p>
     <w:p>
+      <w:proofErr w:type="spellStart"/>
       <w:r>
         <w:rPr>
           <w:rFonts w:ascii="Nirmala UI" w:hAnsi="Nirmala UI" w:cs="Nirmala UI"/>
         </w:rPr>
         <w:t>राग</w:t>
       </w:r>
+      <w:proofErr w:type="spellEnd"/>
       <w:r>
         <w:t xml:space="preserve">        37</w:t>
       </w:r>
     </w:p>
     <w:p>
+      <w:proofErr w:type="spellStart"/>
       <w:r>
         <w:rPr>
           <w:rFonts w:ascii="Nirmala UI" w:hAnsi="Nirmala UI" w:cs="Nirmala UI"/>
         </w:rPr>
         <w:t>सामान्य</w:t>
       </w:r>
+      <w:proofErr w:type="spellEnd"/>
       <w:r>
         <w:t xml:space="preserve">    37</w:t>
       </w:r>
     </w:p>
     <w:p>
       <w:r>
-        <w:t>Name: count, dtype: int64</w:t>
+        <w:t xml:space="preserve">Name: count, </w:t>
+      </w:r>
+      <w:proofErr w:type="spellStart"/>
+      <w:r>
+        <w:t>dtype</w:t>
+      </w:r>
+      <w:proofErr w:type="spellEnd"/>
+      <w:r>
+        <w:t>: int64</w:t>
       </w:r>
     </w:p>
     <w:p/>
@@ -113,7 +133,15 @@
     </w:p>
     <w:p>
       <w:r>
-        <w:t>Testing Records : 46</w:t>
+        <w:t xml:space="preserve">Testing </w:t>
+      </w:r>
+      <w:proofErr w:type="gramStart"/>
+      <w:r>
+        <w:t>Records :</w:t>
+      </w:r>
+      <w:proofErr w:type="gramEnd"/>
+      <w:r>
+        <w:t xml:space="preserve"> 46</w:t>
       </w:r>
     </w:p>
     <w:p/>
@@ -129,7 +157,15 @@
     </w:p>
     <w:p>
       <w:r>
-        <w:t>Testing Feature Matrix : (46, 294)</w:t>
+        <w:t xml:space="preserve">Testing Feature </w:t>
+      </w:r>
+      <w:proofErr w:type="gramStart"/>
+      <w:r>
+        <w:t>Matrix :</w:t>
+      </w:r>
+      <w:proofErr w:type="gramEnd"/>
+      <w:r>
+        <w:t xml:space="preserve"> (46, 294)</w:t>
       </w:r>
     </w:p>
     <w:p/>
@@ -163,7 +199,15 @@
     </w:p>
     <w:p>
       <w:r>
-        <w:t xml:space="preserve">              precision    recall  f1-score   support</w:t>
+        <w:t xml:space="preserve">              precision    </w:t>
+      </w:r>
+      <w:proofErr w:type="gramStart"/>
+      <w:r>
+        <w:t>recall  f</w:t>
+      </w:r>
+      <w:proofErr w:type="gramEnd"/>
+      <w:r>
+        <w:t>1-score   support</w:t>
       </w:r>
     </w:p>
     <w:p/>
@@ -171,12 +215,14 @@
       <w:r>
         <w:t xml:space="preserve">       </w:t>
       </w:r>
+      <w:proofErr w:type="spellStart"/>
       <w:r>
         <w:rPr>
           <w:rFonts w:ascii="Nirmala UI" w:hAnsi="Nirmala UI" w:cs="Nirmala UI"/>
         </w:rPr>
         <w:t>आनंदी</w:t>
       </w:r>
+      <w:proofErr w:type="spellEnd"/>
       <w:r>
         <w:t xml:space="preserve">       0.36      0.50      0.42         8</w:t>
       </w:r>
@@ -185,12 +231,14 @@
       <w:r>
         <w:t xml:space="preserve">     </w:t>
       </w:r>
+      <w:proofErr w:type="spellStart"/>
       <w:r>
         <w:rPr>
           <w:rFonts w:ascii="Nirmala UI" w:hAnsi="Nirmala UI" w:cs="Nirmala UI"/>
         </w:rPr>
         <w:t>आश्चर्य</w:t>
       </w:r>
+      <w:proofErr w:type="spellEnd"/>
       <w:r>
         <w:t xml:space="preserve">       0.67      0.50      0.57         8</w:t>
       </w:r>
@@ -199,12 +247,14 @@
       <w:r>
         <w:t xml:space="preserve">       </w:t>
       </w:r>
+      <w:proofErr w:type="spellStart"/>
       <w:r>
         <w:rPr>
           <w:rFonts w:ascii="Nirmala UI" w:hAnsi="Nirmala UI" w:cs="Nirmala UI"/>
         </w:rPr>
         <w:t>दुःखी</w:t>
       </w:r>
+      <w:proofErr w:type="spellEnd"/>
       <w:r>
         <w:t xml:space="preserve">       0.00      0.00      0.00         8</w:t>
       </w:r>
@@ -213,12 +263,14 @@
       <w:r>
         <w:t xml:space="preserve">        </w:t>
       </w:r>
+      <w:proofErr w:type="spellStart"/>
       <w:r>
         <w:rPr>
           <w:rFonts w:ascii="Nirmala UI" w:hAnsi="Nirmala UI" w:cs="Nirmala UI"/>
         </w:rPr>
         <w:t>भीती</w:t>
       </w:r>
+      <w:proofErr w:type="spellEnd"/>
       <w:r>
         <w:t xml:space="preserve">       0.67      0.75      0.71         8</w:t>
       </w:r>
@@ -227,12 +279,14 @@
       <w:r>
         <w:t xml:space="preserve">         </w:t>
       </w:r>
+      <w:proofErr w:type="spellStart"/>
       <w:r>
         <w:rPr>
           <w:rFonts w:ascii="Nirmala UI" w:hAnsi="Nirmala UI" w:cs="Nirmala UI"/>
         </w:rPr>
         <w:t>राग</w:t>
       </w:r>
+      <w:proofErr w:type="spellEnd"/>
       <w:r>
         <w:t xml:space="preserve">       0.20      0.43      0.27         7</w:t>
       </w:r>
@@ -241,12 +295,14 @@
       <w:r>
         <w:t xml:space="preserve">     </w:t>
       </w:r>
+      <w:proofErr w:type="spellStart"/>
       <w:r>
         <w:rPr>
           <w:rFonts w:ascii="Nirmala UI" w:hAnsi="Nirmala UI" w:cs="Nirmala UI"/>
         </w:rPr>
         <w:t>सामान्य</w:t>
       </w:r>
+      <w:proofErr w:type="spellEnd"/>
       <w:r>
         <w:t xml:space="preserve">       0.67      0.29      0.40         7</w:t>
       </w:r>
@@ -259,12 +315,28 @@
     </w:p>
     <w:p>
       <w:r>
-        <w:t xml:space="preserve">   macro avg       0.43      0.41      0.40        46</w:t>
-      </w:r>
-    </w:p>
-    <w:p>
-      <w:r>
-        <w:t>weighted avg       0.43      0.41      0.40        46</w:t>
+        <w:t xml:space="preserve">   macro </w:t>
+      </w:r>
+      <w:proofErr w:type="spellStart"/>
+      <w:r>
+        <w:t>avg</w:t>
+      </w:r>
+      <w:proofErr w:type="spellEnd"/>
+      <w:r>
+        <w:t xml:space="preserve">       0.43      0.41      0.40        46</w:t>
+      </w:r>
+    </w:p>
+    <w:p>
+      <w:r>
+        <w:t xml:space="preserve">weighted </w:t>
+      </w:r>
+      <w:proofErr w:type="spellStart"/>
+      <w:r>
+        <w:t>avg</w:t>
+      </w:r>
+      <w:proofErr w:type="spellEnd"/>
+      <w:r>
+        <w:t xml:space="preserve">       0.43      0.41      0.40        46</w:t>
       </w:r>
     </w:p>
     <w:p/>
@@ -298,7 +370,15 @@
     </w:p>
     <w:p>
       <w:r>
-        <w:t xml:space="preserve">              precision    recall  f1-score   support</w:t>
+        <w:t xml:space="preserve">              precision    </w:t>
+      </w:r>
+      <w:proofErr w:type="gramStart"/>
+      <w:r>
+        <w:t>recall  f</w:t>
+      </w:r>
+      <w:proofErr w:type="gramEnd"/>
+      <w:r>
+        <w:t>1-score   support</w:t>
       </w:r>
     </w:p>
     <w:p/>
@@ -306,12 +386,14 @@
       <w:r>
         <w:t xml:space="preserve">       </w:t>
       </w:r>
+      <w:proofErr w:type="spellStart"/>
       <w:r>
         <w:rPr>
           <w:rFonts w:ascii="Nirmala UI" w:hAnsi="Nirmala UI" w:cs="Nirmala UI"/>
         </w:rPr>
         <w:t>आनंदी</w:t>
       </w:r>
+      <w:proofErr w:type="spellEnd"/>
       <w:r>
         <w:t xml:space="preserve">       0.36      0.50      0.42         8</w:t>
       </w:r>
@@ -321,12 +403,14 @@
         <w:lastRenderedPageBreak/>
         <w:t xml:space="preserve">     </w:t>
       </w:r>
+      <w:proofErr w:type="spellStart"/>
       <w:r>
         <w:rPr>
           <w:rFonts w:ascii="Nirmala UI" w:hAnsi="Nirmala UI" w:cs="Nirmala UI"/>
         </w:rPr>
         <w:t>आश्चर्य</w:t>
       </w:r>
+      <w:proofErr w:type="spellEnd"/>
       <w:r>
         <w:t xml:space="preserve">       0.57      0.50      0.53         8</w:t>
       </w:r>
@@ -335,12 +419,14 @@
       <w:r>
         <w:t xml:space="preserve">       </w:t>
       </w:r>
+      <w:proofErr w:type="spellStart"/>
       <w:r>
         <w:rPr>
           <w:rFonts w:ascii="Nirmala UI" w:hAnsi="Nirmala UI" w:cs="Nirmala UI"/>
         </w:rPr>
         <w:t>दुःखी</w:t>
       </w:r>
+      <w:proofErr w:type="spellEnd"/>
       <w:r>
         <w:t xml:space="preserve">       0.00      0.00      0.00         8</w:t>
       </w:r>
@@ -349,12 +435,14 @@
       <w:r>
         <w:t xml:space="preserve">        </w:t>
       </w:r>
+      <w:proofErr w:type="spellStart"/>
       <w:r>
         <w:rPr>
           <w:rFonts w:ascii="Nirmala UI" w:hAnsi="Nirmala UI" w:cs="Nirmala UI"/>
         </w:rPr>
         <w:t>भीती</w:t>
       </w:r>
+      <w:proofErr w:type="spellEnd"/>
       <w:r>
         <w:t xml:space="preserve">       0.57      0.50      0.53         8</w:t>
       </w:r>
@@ -363,12 +451,14 @@
       <w:r>
         <w:t xml:space="preserve">         </w:t>
       </w:r>
+      <w:proofErr w:type="spellStart"/>
       <w:r>
         <w:rPr>
           <w:rFonts w:ascii="Nirmala UI" w:hAnsi="Nirmala UI" w:cs="Nirmala UI"/>
         </w:rPr>
         <w:t>राग</w:t>
       </w:r>
+      <w:proofErr w:type="spellEnd"/>
       <w:r>
         <w:t xml:space="preserve">       0.18      0.43      0.25         7</w:t>
       </w:r>
@@ -377,12 +467,14 @@
       <w:r>
         <w:t xml:space="preserve">     </w:t>
       </w:r>
+      <w:proofErr w:type="spellStart"/>
       <w:r>
         <w:rPr>
           <w:rFonts w:ascii="Nirmala UI" w:hAnsi="Nirmala UI" w:cs="Nirmala UI"/>
         </w:rPr>
         <w:t>सामान्य</w:t>
       </w:r>
+      <w:proofErr w:type="spellEnd"/>
       <w:r>
         <w:t xml:space="preserve">       0.50      0.14      0.22         7</w:t>
       </w:r>
@@ -395,12 +487,28 @@
     </w:p>
     <w:p>
       <w:r>
-        <w:t xml:space="preserve">   macro avg       0.36      0.35      0.33        46</w:t>
-      </w:r>
-    </w:p>
-    <w:p>
-      <w:r>
-        <w:t>weighted avg       0.36      0.35      0.33        46</w:t>
+        <w:t xml:space="preserve">   macro </w:t>
+      </w:r>
+      <w:proofErr w:type="spellStart"/>
+      <w:r>
+        <w:t>avg</w:t>
+      </w:r>
+      <w:proofErr w:type="spellEnd"/>
+      <w:r>
+        <w:t xml:space="preserve">       0.36      0.35      0.33        46</w:t>
+      </w:r>
+    </w:p>
+    <w:p>
+      <w:r>
+        <w:t xml:space="preserve">weighted </w:t>
+      </w:r>
+      <w:proofErr w:type="spellStart"/>
+      <w:r>
+        <w:t>avg</w:t>
+      </w:r>
+      <w:proofErr w:type="spellEnd"/>
+      <w:r>
+        <w:t xml:space="preserve">       0.36      0.35      0.33        46</w:t>
       </w:r>
     </w:p>
     <w:p/>
@@ -434,7 +542,15 @@
     </w:p>
     <w:p>
       <w:r>
-        <w:t xml:space="preserve">              precision    recall  f1-score   support</w:t>
+        <w:t xml:space="preserve">              precision    </w:t>
+      </w:r>
+      <w:proofErr w:type="gramStart"/>
+      <w:r>
+        <w:t>recall  f</w:t>
+      </w:r>
+      <w:proofErr w:type="gramEnd"/>
+      <w:r>
+        <w:t>1-score   support</w:t>
       </w:r>
     </w:p>
     <w:p/>
@@ -442,12 +558,14 @@
       <w:r>
         <w:t xml:space="preserve">       </w:t>
       </w:r>
+      <w:proofErr w:type="spellStart"/>
       <w:r>
         <w:rPr>
           <w:rFonts w:ascii="Nirmala UI" w:hAnsi="Nirmala UI" w:cs="Nirmala UI"/>
         </w:rPr>
         <w:t>आनंदी</w:t>
       </w:r>
+      <w:proofErr w:type="spellEnd"/>
       <w:r>
         <w:t xml:space="preserve">       0.40      0.50      0.44         8</w:t>
       </w:r>
@@ -456,12 +574,14 @@
       <w:r>
         <w:t xml:space="preserve">     </w:t>
       </w:r>
+      <w:proofErr w:type="spellStart"/>
       <w:r>
         <w:rPr>
           <w:rFonts w:ascii="Nirmala UI" w:hAnsi="Nirmala UI" w:cs="Nirmala UI"/>
         </w:rPr>
         <w:t>आश्चर्य</w:t>
       </w:r>
+      <w:proofErr w:type="spellEnd"/>
       <w:r>
         <w:t xml:space="preserve">       0.32      0.75      0.44         8</w:t>
       </w:r>
@@ -470,12 +590,14 @@
       <w:r>
         <w:t xml:space="preserve">       </w:t>
       </w:r>
+      <w:proofErr w:type="spellStart"/>
       <w:r>
         <w:rPr>
           <w:rFonts w:ascii="Nirmala UI" w:hAnsi="Nirmala UI" w:cs="Nirmala UI"/>
         </w:rPr>
         <w:t>दुःखी</w:t>
       </w:r>
+      <w:proofErr w:type="spellEnd"/>
       <w:r>
         <w:t xml:space="preserve">       0.00      0.00      0.00         8</w:t>
       </w:r>
@@ -484,12 +606,14 @@
       <w:r>
         <w:t xml:space="preserve">        </w:t>
       </w:r>
+      <w:proofErr w:type="spellStart"/>
       <w:r>
         <w:rPr>
           <w:rFonts w:ascii="Nirmala UI" w:hAnsi="Nirmala UI" w:cs="Nirmala UI"/>
         </w:rPr>
         <w:t>भीती</w:t>
       </w:r>
+      <w:proofErr w:type="spellEnd"/>
       <w:r>
         <w:t xml:space="preserve">       0.60      0.75      0.67         8</w:t>
       </w:r>
@@ -498,12 +622,14 @@
       <w:r>
         <w:t xml:space="preserve">         </w:t>
       </w:r>
+      <w:proofErr w:type="spellStart"/>
       <w:r>
         <w:rPr>
           <w:rFonts w:ascii="Nirmala UI" w:hAnsi="Nirmala UI" w:cs="Nirmala UI"/>
         </w:rPr>
         <w:t>राग</w:t>
       </w:r>
+      <w:proofErr w:type="spellEnd"/>
       <w:r>
         <w:t xml:space="preserve">       0.33      0.14      0.20         7</w:t>
       </w:r>
@@ -512,12 +638,14 @@
       <w:r>
         <w:t xml:space="preserve">     </w:t>
       </w:r>
+      <w:proofErr w:type="spellStart"/>
       <w:r>
         <w:rPr>
           <w:rFonts w:ascii="Nirmala UI" w:hAnsi="Nirmala UI" w:cs="Nirmala UI"/>
         </w:rPr>
         <w:t>सामान्य</w:t>
       </w:r>
+      <w:proofErr w:type="spellEnd"/>
       <w:r>
         <w:t xml:space="preserve">       0.50      0.14      0.22         7</w:t>
       </w:r>
@@ -531,12 +659,28 @@
     </w:p>
     <w:p>
       <w:r>
-        <w:t xml:space="preserve">   macro avg       0.36      0.38      0.33        46</w:t>
-      </w:r>
-    </w:p>
-    <w:p>
-      <w:r>
-        <w:t>weighted avg       0.36      0.39      0.33        46</w:t>
+        <w:t xml:space="preserve">   macro </w:t>
+      </w:r>
+      <w:proofErr w:type="spellStart"/>
+      <w:r>
+        <w:t>avg</w:t>
+      </w:r>
+      <w:proofErr w:type="spellEnd"/>
+      <w:r>
+        <w:t xml:space="preserve">       0.36      0.38      0.33        46</w:t>
+      </w:r>
+    </w:p>
+    <w:p>
+      <w:r>
+        <w:t xml:space="preserve">weighted </w:t>
+      </w:r>
+      <w:proofErr w:type="spellStart"/>
+      <w:r>
+        <w:t>avg</w:t>
+      </w:r>
+      <w:proofErr w:type="spellEnd"/>
+      <w:r>
+        <w:t xml:space="preserve">       0.36      0.39      0.33        46</w:t>
       </w:r>
     </w:p>
     <w:p/>
@@ -558,17 +702,41 @@
     </w:p>
     <w:p>
       <w:r>
-        <w:t>Logistic Regression       : 41.30%</w:t>
-      </w:r>
-    </w:p>
-    <w:p>
-      <w:r>
-        <w:t>Linear SVM                : 34.78%</w:t>
-      </w:r>
-    </w:p>
-    <w:p>
-      <w:r>
-        <w:t>Naive Bayes               : 39.13%</w:t>
+        <w:t xml:space="preserve">Logistic Regression     </w:t>
+      </w:r>
+      <w:proofErr w:type="gramStart"/>
+      <w:r>
+        <w:t xml:space="preserve">  :</w:t>
+      </w:r>
+      <w:proofErr w:type="gramEnd"/>
+      <w:r>
+        <w:t xml:space="preserve"> 41.30%</w:t>
+      </w:r>
+    </w:p>
+    <w:p>
+      <w:r>
+        <w:t xml:space="preserve">Linear SVM              </w:t>
+      </w:r>
+      <w:proofErr w:type="gramStart"/>
+      <w:r>
+        <w:t xml:space="preserve">  :</w:t>
+      </w:r>
+      <w:proofErr w:type="gramEnd"/>
+      <w:r>
+        <w:t xml:space="preserve"> 34.78%</w:t>
+      </w:r>
+    </w:p>
+    <w:p>
+      <w:r>
+        <w:t xml:space="preserve">Naive Bayes             </w:t>
+      </w:r>
+      <w:proofErr w:type="gramStart"/>
+      <w:r>
+        <w:t xml:space="preserve">  :</w:t>
+      </w:r>
+      <w:proofErr w:type="gramEnd"/>
+      <w:r>
+        <w:t xml:space="preserve"> 39.13%</w:t>
       </w:r>
     </w:p>
     <w:p/>
@@ -600,13 +768,23 @@
     <w:p/>
     <w:p>
       <w:r>
-        <w:t>Final model saved as: emotion_model.pkl</w:t>
-      </w:r>
-    </w:p>
-    <w:p>
-      <w:r>
-        <w:t>TF-IDF vectorizer saved as: tfidf_vectorizer.pkl</w:t>
-      </w:r>
+        <w:t xml:space="preserve">Final model saved as: </w:t>
+      </w:r>
+      <w:proofErr w:type="spellStart"/>
+      <w:r>
+        <w:t>emotion_model.pkl</w:t>
+      </w:r>
+      <w:proofErr w:type="spellEnd"/>
+    </w:p>
+    <w:p>
+      <w:r>
+        <w:t xml:space="preserve">TF-IDF vectorizer saved as: </w:t>
+      </w:r>
+      <w:proofErr w:type="spellStart"/>
+      <w:r>
+        <w:t>tfidf_vectorizer.pkl</w:t>
+      </w:r>
+      <w:proofErr w:type="spellEnd"/>
     </w:p>
     <w:p/>
     <w:p>
@@ -615,13 +793,661 @@
       </w:r>
     </w:p>
     <w:p>
+      <w:pPr>
+        <w:pBdr>
+          <w:bottom w:val="double" w:sz="6" w:space="1" w:color="auto"/>
+        </w:pBdr>
+      </w:pPr>
       <w:r>
         <w:t>MODEL COMPARISON COMPLETED</w:t>
       </w:r>
     </w:p>
-    <w:p>
-      <w:r>
-        <w:t>============================================================</w:t>
+    <w:p/>
+    <w:p>
+      <w:r>
+        <w:lastRenderedPageBreak/>
+        <w:drawing>
+          <wp:inline distT="0" distB="0" distL="0" distR="0" wp14:anchorId="520ED0BB" wp14:editId="35BAC2F3">
+            <wp:extent cx="5731510" cy="4940300"/>
+            <wp:effectExtent l="0" t="0" r="2540" b="0"/>
+            <wp:docPr id="113541565" name="Picture 1"/>
+            <wp:cNvGraphicFramePr>
+              <a:graphicFrameLocks xmlns:a="http://schemas.openxmlformats.org/drawingml/2006/main" noChangeAspect="1"/>
+            </wp:cNvGraphicFramePr>
+            <a:graphic xmlns:a="http://schemas.openxmlformats.org/drawingml/2006/main">
+              <a:graphicData uri="http://schemas.openxmlformats.org/drawingml/2006/picture">
+                <pic:pic xmlns:pic="http://schemas.openxmlformats.org/drawingml/2006/picture">
+                  <pic:nvPicPr>
+                    <pic:cNvPr id="113541565" name=""/>
+                    <pic:cNvPicPr/>
+                  </pic:nvPicPr>
+                  <pic:blipFill>
+                    <a:blip r:embed="rId4"/>
+                    <a:stretch>
+                      <a:fillRect/>
+                    </a:stretch>
+                  </pic:blipFill>
+                  <pic:spPr>
+                    <a:xfrm>
+                      <a:off x="0" y="0"/>
+                      <a:ext cx="5731510" cy="4940300"/>
+                    </a:xfrm>
+                    <a:prstGeom prst="rect">
+                      <a:avLst/>
+                    </a:prstGeom>
+                  </pic:spPr>
+                </pic:pic>
+              </a:graphicData>
+            </a:graphic>
+          </wp:inline>
+        </w:drawing>
+      </w:r>
+    </w:p>
+    <w:p/>
+    <w:p/>
+    <w:p>
+      <w:r>
+        <w:lastRenderedPageBreak/>
+        <w:drawing>
+          <wp:inline distT="0" distB="0" distL="0" distR="0" wp14:anchorId="6141DE5F" wp14:editId="49408F78">
+            <wp:extent cx="5731510" cy="4969510"/>
+            <wp:effectExtent l="0" t="0" r="2540" b="2540"/>
+            <wp:docPr id="1228695345" name="Picture 1"/>
+            <wp:cNvGraphicFramePr>
+              <a:graphicFrameLocks xmlns:a="http://schemas.openxmlformats.org/drawingml/2006/main" noChangeAspect="1"/>
+            </wp:cNvGraphicFramePr>
+            <a:graphic xmlns:a="http://schemas.openxmlformats.org/drawingml/2006/main">
+              <a:graphicData uri="http://schemas.openxmlformats.org/drawingml/2006/picture">
+                <pic:pic xmlns:pic="http://schemas.openxmlformats.org/drawingml/2006/picture">
+                  <pic:nvPicPr>
+                    <pic:cNvPr id="1228695345" name=""/>
+                    <pic:cNvPicPr/>
+                  </pic:nvPicPr>
+                  <pic:blipFill>
+                    <a:blip r:embed="rId5"/>
+                    <a:stretch>
+                      <a:fillRect/>
+                    </a:stretch>
+                  </pic:blipFill>
+                  <pic:spPr>
+                    <a:xfrm>
+                      <a:off x="0" y="0"/>
+                      <a:ext cx="5731510" cy="4969510"/>
+                    </a:xfrm>
+                    <a:prstGeom prst="rect">
+                      <a:avLst/>
+                    </a:prstGeom>
+                  </pic:spPr>
+                </pic:pic>
+              </a:graphicData>
+            </a:graphic>
+          </wp:inline>
+        </w:drawing>
+      </w:r>
+    </w:p>
+    <w:p/>
+    <w:p>
+      <w:r>
+        <w:t>=================================================================</w:t>
+      </w:r>
+    </w:p>
+    <w:p>
+      <w:r>
+        <w:t>EMOTION SENSE - IMPROVED FEATURE EXTRACTION</w:t>
+      </w:r>
+    </w:p>
+    <w:p>
+      <w:r>
+        <w:t>=================================================================</w:t>
+      </w:r>
+    </w:p>
+    <w:p/>
+    <w:p>
+      <w:r>
+        <w:t>Dataset Shape: (227, 2)</w:t>
+      </w:r>
+    </w:p>
+    <w:p/>
+    <w:p>
+      <w:r>
+        <w:t>Emotion Distribution:</w:t>
+      </w:r>
+    </w:p>
+    <w:p>
+      <w:r>
+        <w:t>Emotion</w:t>
+      </w:r>
+    </w:p>
+    <w:p>
+      <w:proofErr w:type="spellStart"/>
+      <w:r>
+        <w:rPr>
+          <w:rFonts w:ascii="Nirmala UI" w:hAnsi="Nirmala UI" w:cs="Nirmala UI"/>
+        </w:rPr>
+        <w:t>आश्चर्य</w:t>
+      </w:r>
+      <w:proofErr w:type="spellEnd"/>
+      <w:r>
+        <w:t xml:space="preserve">    39</w:t>
+      </w:r>
+    </w:p>
+    <w:p>
+      <w:proofErr w:type="spellStart"/>
+      <w:r>
+        <w:rPr>
+          <w:rFonts w:ascii="Nirmala UI" w:hAnsi="Nirmala UI" w:cs="Nirmala UI"/>
+        </w:rPr>
+        <w:t>आनंदी</w:t>
+      </w:r>
+      <w:proofErr w:type="spellEnd"/>
+      <w:r>
+        <w:t xml:space="preserve">      38</w:t>
+      </w:r>
+    </w:p>
+    <w:p>
+      <w:proofErr w:type="spellStart"/>
+      <w:r>
+        <w:rPr>
+          <w:rFonts w:ascii="Nirmala UI" w:hAnsi="Nirmala UI" w:cs="Nirmala UI"/>
+        </w:rPr>
+        <w:t>दुःखी</w:t>
+      </w:r>
+      <w:proofErr w:type="spellEnd"/>
+      <w:r>
+        <w:t xml:space="preserve">      38</w:t>
+      </w:r>
+    </w:p>
+    <w:p>
+      <w:proofErr w:type="spellStart"/>
+      <w:r>
+        <w:rPr>
+          <w:rFonts w:ascii="Nirmala UI" w:hAnsi="Nirmala UI" w:cs="Nirmala UI"/>
+        </w:rPr>
+        <w:lastRenderedPageBreak/>
+        <w:t>भीती</w:t>
+      </w:r>
+      <w:proofErr w:type="spellEnd"/>
+      <w:r>
+        <w:t xml:space="preserve">       38</w:t>
+      </w:r>
+    </w:p>
+    <w:p>
+      <w:proofErr w:type="spellStart"/>
+      <w:r>
+        <w:rPr>
+          <w:rFonts w:ascii="Nirmala UI" w:hAnsi="Nirmala UI" w:cs="Nirmala UI"/>
+        </w:rPr>
+        <w:t>राग</w:t>
+      </w:r>
+      <w:proofErr w:type="spellEnd"/>
+      <w:r>
+        <w:t xml:space="preserve">        37</w:t>
+      </w:r>
+    </w:p>
+    <w:p>
+      <w:proofErr w:type="spellStart"/>
+      <w:r>
+        <w:rPr>
+          <w:rFonts w:ascii="Nirmala UI" w:hAnsi="Nirmala UI" w:cs="Nirmala UI"/>
+        </w:rPr>
+        <w:t>सामान्य</w:t>
+      </w:r>
+      <w:proofErr w:type="spellEnd"/>
+      <w:r>
+        <w:t xml:space="preserve">    37</w:t>
+      </w:r>
+    </w:p>
+    <w:p>
+      <w:r>
+        <w:t xml:space="preserve">Name: count, </w:t>
+      </w:r>
+      <w:proofErr w:type="spellStart"/>
+      <w:r>
+        <w:t>dtype</w:t>
+      </w:r>
+      <w:proofErr w:type="spellEnd"/>
+      <w:r>
+        <w:t>: int64</w:t>
+      </w:r>
+    </w:p>
+    <w:p/>
+    <w:p>
+      <w:r>
+        <w:t>Training Records: 181</w:t>
+      </w:r>
+    </w:p>
+    <w:p>
+      <w:r>
+        <w:t xml:space="preserve">Testing </w:t>
+      </w:r>
+      <w:proofErr w:type="gramStart"/>
+      <w:r>
+        <w:t>Records :</w:t>
+      </w:r>
+      <w:proofErr w:type="gramEnd"/>
+      <w:r>
+        <w:t xml:space="preserve"> 46</w:t>
+      </w:r>
+    </w:p>
+    <w:p/>
+    <w:p>
+      <w:r>
+        <w:t>=================================================================</w:t>
+      </w:r>
+    </w:p>
+    <w:p>
+      <w:r>
+        <w:t>FEATURE EXTRACTION</w:t>
+      </w:r>
+    </w:p>
+    <w:p>
+      <w:r>
+        <w:t>=================================================================</w:t>
+      </w:r>
+    </w:p>
+    <w:p/>
+    <w:p>
+      <w:r>
+        <w:t>Word + Character TF-IDF completed</w:t>
+      </w:r>
+    </w:p>
+    <w:p>
+      <w:r>
+        <w:t>Training Feature Matrix: (181, 4834)</w:t>
+      </w:r>
+    </w:p>
+    <w:p>
+      <w:r>
+        <w:t xml:space="preserve">Testing Feature </w:t>
+      </w:r>
+      <w:proofErr w:type="gramStart"/>
+      <w:r>
+        <w:t>Matrix :</w:t>
+      </w:r>
+      <w:proofErr w:type="gramEnd"/>
+      <w:r>
+        <w:t xml:space="preserve"> (46, 4834)</w:t>
+      </w:r>
+    </w:p>
+    <w:p/>
+    <w:p>
+      <w:r>
+        <w:t>Logistic Regression Training Completed</w:t>
+      </w:r>
+    </w:p>
+    <w:p/>
+    <w:p>
+      <w:r>
+        <w:t>Training Accuracy: 98.9 %</w:t>
+      </w:r>
+    </w:p>
+    <w:p/>
+    <w:p>
+      <w:r>
+        <w:t>=================================================================</w:t>
+      </w:r>
+    </w:p>
+    <w:p>
+      <w:r>
+        <w:t>MODEL EVALUATION</w:t>
+      </w:r>
+    </w:p>
+    <w:p>
+      <w:r>
+        <w:t>=================================================================</w:t>
+      </w:r>
+    </w:p>
+    <w:p/>
+    <w:p>
+      <w:r>
+        <w:t>Accuracy: 47.83 %</w:t>
+      </w:r>
+    </w:p>
+    <w:p/>
+    <w:p>
+      <w:r>
+        <w:t>Classification Report:</w:t>
+      </w:r>
+    </w:p>
+    <w:p>
+      <w:r>
+        <w:t xml:space="preserve">              precision    </w:t>
+      </w:r>
+      <w:proofErr w:type="gramStart"/>
+      <w:r>
+        <w:t>recall  f</w:t>
+      </w:r>
+      <w:proofErr w:type="gramEnd"/>
+      <w:r>
+        <w:t>1-score   support</w:t>
+      </w:r>
+    </w:p>
+    <w:p/>
+    <w:p>
+      <w:r>
+        <w:t xml:space="preserve">       </w:t>
+      </w:r>
+      <w:proofErr w:type="spellStart"/>
+      <w:r>
+        <w:rPr>
+          <w:rFonts w:ascii="Nirmala UI" w:hAnsi="Nirmala UI" w:cs="Nirmala UI"/>
+        </w:rPr>
+        <w:t>आनंदी</w:t>
+      </w:r>
+      <w:proofErr w:type="spellEnd"/>
+      <w:r>
+        <w:t xml:space="preserve">       0.38      0.62      0.48         8</w:t>
+      </w:r>
+    </w:p>
+    <w:p>
+      <w:r>
+        <w:t xml:space="preserve">     </w:t>
+      </w:r>
+      <w:proofErr w:type="spellStart"/>
+      <w:r>
+        <w:rPr>
+          <w:rFonts w:ascii="Nirmala UI" w:hAnsi="Nirmala UI" w:cs="Nirmala UI"/>
+        </w:rPr>
+        <w:t>आश्चर्य</w:t>
+      </w:r>
+      <w:proofErr w:type="spellEnd"/>
+      <w:r>
+        <w:t xml:space="preserve">       0.83      0.62      0.71         8</w:t>
+      </w:r>
+    </w:p>
+    <w:p>
+      <w:r>
+        <w:t xml:space="preserve">       </w:t>
+      </w:r>
+      <w:proofErr w:type="spellStart"/>
+      <w:r>
+        <w:rPr>
+          <w:rFonts w:ascii="Nirmala UI" w:hAnsi="Nirmala UI" w:cs="Nirmala UI"/>
+        </w:rPr>
+        <w:t>दुःखी</w:t>
+      </w:r>
+      <w:proofErr w:type="spellEnd"/>
+      <w:r>
+        <w:t xml:space="preserve">       0.14      0.12      0.13         8</w:t>
+      </w:r>
+    </w:p>
+    <w:p>
+      <w:r>
+        <w:t xml:space="preserve">        </w:t>
+      </w:r>
+      <w:proofErr w:type="spellStart"/>
+      <w:r>
+        <w:rPr>
+          <w:rFonts w:ascii="Nirmala UI" w:hAnsi="Nirmala UI" w:cs="Nirmala UI"/>
+        </w:rPr>
+        <w:t>भीती</w:t>
+      </w:r>
+      <w:proofErr w:type="spellEnd"/>
+      <w:r>
+        <w:t xml:space="preserve">       1.00      0.75      0.86         8</w:t>
+      </w:r>
+    </w:p>
+    <w:p>
+      <w:r>
+        <w:t xml:space="preserve">         </w:t>
+      </w:r>
+      <w:proofErr w:type="spellStart"/>
+      <w:r>
+        <w:rPr>
+          <w:rFonts w:ascii="Nirmala UI" w:hAnsi="Nirmala UI" w:cs="Nirmala UI"/>
+        </w:rPr>
+        <w:t>राग</w:t>
+      </w:r>
+      <w:proofErr w:type="spellEnd"/>
+      <w:r>
+        <w:t xml:space="preserve">       0.33      0.43      0.38         7</w:t>
+      </w:r>
+    </w:p>
+    <w:p>
+      <w:r>
+        <w:t xml:space="preserve">     </w:t>
+      </w:r>
+      <w:proofErr w:type="spellStart"/>
+      <w:r>
+        <w:rPr>
+          <w:rFonts w:ascii="Nirmala UI" w:hAnsi="Nirmala UI" w:cs="Nirmala UI"/>
+        </w:rPr>
+        <w:t>सामान्य</w:t>
+      </w:r>
+      <w:proofErr w:type="spellEnd"/>
+      <w:r>
+        <w:t xml:space="preserve">       0.40      0.29      0.33         7</w:t>
+      </w:r>
+    </w:p>
+    <w:p/>
+    <w:p>
+      <w:r>
+        <w:t xml:space="preserve">    accuracy                           0.48        46</w:t>
+      </w:r>
+    </w:p>
+    <w:p>
+      <w:r>
+        <w:t xml:space="preserve">   macro </w:t>
+      </w:r>
+      <w:proofErr w:type="spellStart"/>
+      <w:r>
+        <w:t>avg</w:t>
+      </w:r>
+      <w:proofErr w:type="spellEnd"/>
+      <w:r>
+        <w:t xml:space="preserve">       0.52      0.47      0.48        46</w:t>
+      </w:r>
+    </w:p>
+    <w:p>
+      <w:r>
+        <w:t xml:space="preserve">weighted </w:t>
+      </w:r>
+      <w:proofErr w:type="spellStart"/>
+      <w:r>
+        <w:t>avg</w:t>
+      </w:r>
+      <w:proofErr w:type="spellEnd"/>
+      <w:r>
+        <w:t xml:space="preserve">       0.52      0.48      0.49        46</w:t>
+      </w:r>
+    </w:p>
+    <w:p/>
+    <w:p/>
+    <w:p>
+      <w:r>
+        <w:t>=================================================================</w:t>
+      </w:r>
+    </w:p>
+    <w:p>
+      <w:r>
+        <w:t>CONFUSION MATRIX</w:t>
+      </w:r>
+    </w:p>
+    <w:p>
+      <w:r>
+        <w:t>=================================================================</w:t>
+      </w:r>
+    </w:p>
+    <w:p/>
+    <w:p>
+      <w:r>
+        <w:t>Labels:</w:t>
+      </w:r>
+    </w:p>
+    <w:p>
+      <w:r>
+        <w:t>['</w:t>
+      </w:r>
+      <w:proofErr w:type="spellStart"/>
+      <w:r>
+        <w:rPr>
+          <w:rFonts w:ascii="Nirmala UI" w:hAnsi="Nirmala UI" w:cs="Nirmala UI"/>
+        </w:rPr>
+        <w:t>आनंदी</w:t>
+      </w:r>
+      <w:proofErr w:type="spellEnd"/>
+      <w:r>
+        <w:t>', '</w:t>
+      </w:r>
+      <w:proofErr w:type="spellStart"/>
+      <w:r>
+        <w:rPr>
+          <w:rFonts w:ascii="Nirmala UI" w:hAnsi="Nirmala UI" w:cs="Nirmala UI"/>
+        </w:rPr>
+        <w:t>आश्चर्य</w:t>
+      </w:r>
+      <w:proofErr w:type="spellEnd"/>
+      <w:r>
+        <w:t>', '</w:t>
+      </w:r>
+      <w:proofErr w:type="spellStart"/>
+      <w:r>
+        <w:rPr>
+          <w:rFonts w:ascii="Nirmala UI" w:hAnsi="Nirmala UI" w:cs="Nirmala UI"/>
+        </w:rPr>
+        <w:t>दुःखी</w:t>
+      </w:r>
+      <w:proofErr w:type="spellEnd"/>
+      <w:r>
+        <w:t>', '</w:t>
+      </w:r>
+      <w:proofErr w:type="spellStart"/>
+      <w:r>
+        <w:rPr>
+          <w:rFonts w:ascii="Nirmala UI" w:hAnsi="Nirmala UI" w:cs="Nirmala UI"/>
+        </w:rPr>
+        <w:t>भीती</w:t>
+      </w:r>
+      <w:proofErr w:type="spellEnd"/>
+      <w:r>
+        <w:t>', '</w:t>
+      </w:r>
+      <w:proofErr w:type="spellStart"/>
+      <w:r>
+        <w:rPr>
+          <w:rFonts w:ascii="Nirmala UI" w:hAnsi="Nirmala UI" w:cs="Nirmala UI"/>
+        </w:rPr>
+        <w:t>राग</w:t>
+      </w:r>
+      <w:proofErr w:type="spellEnd"/>
+      <w:r>
+        <w:t>', '</w:t>
+      </w:r>
+      <w:proofErr w:type="spellStart"/>
+      <w:r>
+        <w:rPr>
+          <w:rFonts w:ascii="Nirmala UI" w:hAnsi="Nirmala UI" w:cs="Nirmala UI"/>
+        </w:rPr>
+        <w:t>सामान्य</w:t>
+      </w:r>
+      <w:proofErr w:type="spellEnd"/>
+      <w:r>
+        <w:t>']</w:t>
+      </w:r>
+    </w:p>
+    <w:p/>
+    <w:p>
+      <w:r>
+        <w:t>Matrix:</w:t>
+      </w:r>
+    </w:p>
+    <w:p>
+      <w:r>
+        <w:t>[[5 0 2 0 1 0]</w:t>
+      </w:r>
+    </w:p>
+    <w:p>
+      <w:r>
+        <w:t xml:space="preserve"> [0 5 2 0 0 1]</w:t>
+      </w:r>
+    </w:p>
+    <w:p>
+      <w:r>
+        <w:t xml:space="preserve"> [5 0 1 0 2 0]</w:t>
+      </w:r>
+    </w:p>
+    <w:p>
+      <w:r>
+        <w:t xml:space="preserve"> [0 0 0 6 0 2]</w:t>
+      </w:r>
+    </w:p>
+    <w:p>
+      <w:r>
+        <w:t xml:space="preserve"> [1 1 2 0 3 0]</w:t>
+      </w:r>
+    </w:p>
+    <w:p>
+      <w:r>
+        <w:t xml:space="preserve"> [2 0 0 0 3 2]]</w:t>
+      </w:r>
+    </w:p>
+    <w:p/>
+    <w:p>
+      <w:r>
+        <w:t>=================================================================</w:t>
+      </w:r>
+    </w:p>
+    <w:p>
+      <w:r>
+        <w:t>FILES SAVED</w:t>
+      </w:r>
+    </w:p>
+    <w:p>
+      <w:r>
+        <w:t>=================================================================</w:t>
+      </w:r>
+    </w:p>
+    <w:p/>
+    <w:p>
+      <w:r>
+        <w:t>Model:</w:t>
+      </w:r>
+    </w:p>
+    <w:p>
+      <w:proofErr w:type="spellStart"/>
+      <w:r>
+        <w:t>emotion_model.pkl</w:t>
+      </w:r>
+      <w:proofErr w:type="spellEnd"/>
+    </w:p>
+    <w:p/>
+    <w:p>
+      <w:r>
+        <w:t>Feature Extractor:</w:t>
+      </w:r>
+    </w:p>
+    <w:p>
+      <w:proofErr w:type="spellStart"/>
+      <w:r>
+        <w:t>tfidf_vectorizer.pkl</w:t>
+      </w:r>
+      <w:proofErr w:type="spellEnd"/>
+    </w:p>
+    <w:p/>
+    <w:p>
+      <w:r>
+        <w:t>Confusion Matrix:</w:t>
+      </w:r>
+    </w:p>
+    <w:p>
+      <w:r>
+        <w:t>confusion_matrix_improved.png</w:t>
+      </w:r>
+    </w:p>
+    <w:p/>
+    <w:p>
+      <w:r>
+        <w:t>=================================================================</w:t>
+      </w:r>
+    </w:p>
+    <w:p>
+      <w:r>
+        <w:t>IMPROVED MODEL TRAINING COMPLETED</w:t>
+      </w:r>
+    </w:p>
+    <w:p>
+      <w:r>
+        <w:t>=================================================================</w:t>
       </w:r>
     </w:p>
     <w:sectPr>
